--- a/Documentation/TDH MANAGER.docx
+++ b/Documentation/TDH MANAGER.docx
@@ -41,7 +41,7 @@
               <w14:ligatures w14:val="standardContextual"/>
             </w:rPr>
             <w:drawing>
-              <wp:inline distT="0" distB="0" distL="0" distR="0" wp14:anchorId="469728B8" wp14:editId="3394E864">
+              <wp:inline distT="0" distB="0" distL="0" distR="0" wp14:anchorId="469728B8" wp14:editId="267C4B7C">
                 <wp:extent cx="4045233" cy="1168842"/>
                 <wp:effectExtent l="0" t="0" r="0" b="0"/>
                 <wp:docPr id="1911990083" name="Picture 1" descr="A black and blue logo&#10;&#10;AI-generated content may be incorrect."/>
@@ -185,6 +185,8 @@
               <w:color w:val="156082" w:themeColor="accent1"/>
             </w:rPr>
           </w:pPr>
+        </w:p>
+        <w:p>
           <w:r>
             <w:rPr>
               <w:noProof/>
@@ -193,23 +195,14 @@
             <mc:AlternateContent>
               <mc:Choice Requires="wps">
                 <w:drawing>
-                  <wp:anchor distT="0" distB="0" distL="114300" distR="114300" simplePos="0" relativeHeight="251659264" behindDoc="0" locked="0" layoutInCell="1" allowOverlap="1" wp14:anchorId="6F2BEEFA" wp14:editId="037BECE0">
+                  <wp:anchor distT="0" distB="0" distL="114300" distR="114300" simplePos="0" relativeHeight="251659264" behindDoc="0" locked="0" layoutInCell="1" allowOverlap="1" wp14:anchorId="6F2BEEFA" wp14:editId="5EEE5E5B">
                     <wp:simplePos x="0" y="0"/>
                     <wp:positionH relativeFrom="margin">
-                      <wp:align>center</wp:align>
+                      <wp:posOffset>-318053</wp:posOffset>
                     </wp:positionH>
-                    <mc:AlternateContent>
-                      <mc:Choice Requires="wp14">
-                        <wp:positionV relativeFrom="page">
-                          <wp14:pctPosVOffset>85000</wp14:pctPosVOffset>
-                        </wp:positionV>
-                      </mc:Choice>
-                      <mc:Fallback>
-                        <wp:positionV relativeFrom="page">
-                          <wp:posOffset>9088120</wp:posOffset>
-                        </wp:positionV>
-                      </mc:Fallback>
-                    </mc:AlternateContent>
+                    <wp:positionV relativeFrom="page">
+                      <wp:posOffset>8960900</wp:posOffset>
+                    </wp:positionV>
                     <wp:extent cx="6553200" cy="557784"/>
                     <wp:effectExtent l="0" t="0" r="0" b="12700"/>
                     <wp:wrapNone/>
@@ -319,7 +312,7 @@
                                         <w:caps/>
                                         <w:color w:val="156082" w:themeColor="accent1"/>
                                       </w:rPr>
-                                      <w:t>The data ANalysisd Hub ltd</w:t>
+                                      <w:t>The data ANalysis Hub ltd</w:t>
                                     </w:r>
                                   </w:sdtContent>
                                 </w:sdt>
@@ -379,7 +372,7 @@
                     <v:stroke joinstyle="miter"/>
                     <v:path gradientshapeok="t" o:connecttype="rect"/>
                   </v:shapetype>
-                  <v:shape id="Text Box 108" o:spid="_x0000_s1026" type="#_x0000_t202" style="position:absolute;left:0;text-align:left;margin-left:0;margin-top:0;width:516pt;height:43.9pt;z-index:251659264;visibility:visible;mso-wrap-style:square;mso-width-percent:1000;mso-height-percent:0;mso-top-percent:850;mso-wrap-distance-left:9pt;mso-wrap-distance-top:0;mso-wrap-distance-right:9pt;mso-wrap-distance-bottom:0;mso-position-horizontal:center;mso-position-horizontal-relative:margin;mso-position-vertical-relative:page;mso-width-percent:1000;mso-height-percent:0;mso-top-percent:850;mso-width-relative:margin;mso-height-relative:margin;v-text-anchor:bottom" o:gfxdata="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" filled="f" stroked="f" strokeweight=".5pt">
+                  <v:shape id="Text Box 108" o:spid="_x0000_s1026" type="#_x0000_t202" style="position:absolute;margin-left:-25.05pt;margin-top:705.6pt;width:516pt;height:43.9pt;z-index:251659264;visibility:visible;mso-wrap-style:square;mso-width-percent:1000;mso-height-percent:0;mso-wrap-distance-left:9pt;mso-wrap-distance-top:0;mso-wrap-distance-right:9pt;mso-wrap-distance-bottom:0;mso-position-horizontal:absolute;mso-position-horizontal-relative:margin;mso-position-vertical:absolute;mso-position-vertical-relative:page;mso-width-percent:1000;mso-height-percent:0;mso-width-relative:margin;mso-height-relative:margin;v-text-anchor:bottom" o:gfxdata="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" filled="f" stroked="f" strokeweight=".5pt">
                     <v:textbox style="mso-fit-shape-to-text:t" inset="0,0,0,0">
                       <w:txbxContent>
                         <w:sdt>
@@ -452,7 +445,7 @@
                                   <w:caps/>
                                   <w:color w:val="156082" w:themeColor="accent1"/>
                                 </w:rPr>
-                                <w:t>The data ANalysisd Hub ltd</w:t>
+                                <w:t>The data ANalysis Hub ltd</w:t>
                               </w:r>
                             </w:sdtContent>
                           </w:sdt>
@@ -494,8 +487,6 @@
               </mc:Fallback>
             </mc:AlternateContent>
           </w:r>
-        </w:p>
-        <w:p>
           <w:r>
             <w:br w:type="page"/>
           </w:r>
@@ -5240,11 +5231,7 @@
           </mc:Choice>
           <mc:Fallback>
             <w:pict>
-              <v:shapetype w14:anchorId="36D3D5D1" id="_x0000_t202" coordsize="21600,21600" o:spt="202" path="m,l,21600r21600,l21600,xe">
-                <v:stroke joinstyle="miter"/>
-                <v:path gradientshapeok="t" o:connecttype="rect"/>
-              </v:shapetype>
-              <v:shape id="Text Box 2" o:spid="_x0000_s1027" type="#_x0000_t202" style="position:absolute;margin-left:251pt;margin-top:336.45pt;width:205.35pt;height:64.5pt;z-index:251664384;visibility:visible;mso-wrap-style:square;mso-width-percent:0;mso-height-percent:0;mso-wrap-distance-left:9pt;mso-wrap-distance-top:0;mso-wrap-distance-right:9pt;mso-wrap-distance-bottom:0;mso-position-horizontal:absolute;mso-position-horizontal-relative:text;mso-position-vertical:absolute;mso-position-vertical-relative:text;mso-width-percent:0;mso-height-percent:0;mso-width-relative:margin;mso-height-relative:margin;v-text-anchor:top" o:gfxdata="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" filled="f" strokecolor="red" strokeweight=".25pt">
+              <v:shape w14:anchorId="36D3D5D1" id="Text Box 2" o:spid="_x0000_s1027" type="#_x0000_t202" style="position:absolute;margin-left:251pt;margin-top:336.45pt;width:205.35pt;height:64.5pt;z-index:251664384;visibility:visible;mso-wrap-style:square;mso-width-percent:0;mso-height-percent:0;mso-wrap-distance-left:9pt;mso-wrap-distance-top:0;mso-wrap-distance-right:9pt;mso-wrap-distance-bottom:0;mso-position-horizontal:absolute;mso-position-horizontal-relative:text;mso-position-vertical:absolute;mso-position-vertical-relative:text;mso-width-percent:0;mso-height-percent:0;mso-width-relative:margin;mso-height-relative:margin;v-text-anchor:top" o:gfxdata="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" filled="f" strokecolor="red" strokeweight=".25pt">
                 <v:stroke opacity="2056f"/>
                 <v:textbox>
                   <w:txbxContent>
@@ -10727,8 +10714,10 @@
     <w:rsid w:val="00421A4D"/>
     <w:rsid w:val="004611C4"/>
     <w:rsid w:val="00496698"/>
+    <w:rsid w:val="005B49E2"/>
     <w:rsid w:val="00A94B65"/>
     <w:rsid w:val="00C66DC2"/>
+    <w:rsid w:val="00D623B3"/>
   </w:rsids>
   <m:mathPr>
     <m:mathFont m:val="Cambria Math"/>
